--- a/docs/word/risk_and_feasibility.docx
+++ b/docs/word/risk_and_feasibility.docx
@@ -2,7 +2,7 @@
 <file path=word/document.xml><?xml version="1.0" encoding="utf-8"?>
 <w:document xmlns:w="http://schemas.openxmlformats.org/wordprocessingml/2006/main" xmlns:m="http://schemas.openxmlformats.org/officeDocument/2006/math" xmlns:r="http://schemas.openxmlformats.org/officeDocument/2006/relationships" xmlns:o="urn:schemas-microsoft-com:office:office" xmlns:v="urn:schemas-microsoft-com:vml" xmlns:w10="urn:schemas-microsoft-com:office:word" xmlns:a="http://schemas.openxmlformats.org/drawingml/2006/main" xmlns:pic="http://schemas.openxmlformats.org/drawingml/2006/picture" xmlns:wp="http://schemas.openxmlformats.org/drawingml/2006/wordprocessingDrawing">
   <w:body>
-    <w:bookmarkStart w:id="20" w:name="X960f38df5809e8ff6afaf61ad37334a48898f15"/>
+    <w:bookmarkStart w:id="21" w:name="X960f38df5809e8ff6afaf61ad37334a48898f15"/>
     <w:p>
       <w:pPr>
         <w:pStyle w:val="Heading1"/>
@@ -549,7 +549,7 @@
     </w:p>
     <w:bookmarkEnd w:id="15"/>
     <w:bookmarkEnd w:id="16"/>
-    <w:bookmarkStart w:id="19" w:name="X094bcb02a3d66f4c19139cfb855488f08c1ff61"/>
+    <w:bookmarkStart w:id="20" w:name="X094bcb02a3d66f4c19139cfb855488f08c1ff61"/>
     <w:p>
       <w:pPr>
         <w:pStyle w:val="Heading2"/>
@@ -903,9 +903,76 @@
           </w:p>
         </w:tc>
       </w:tr>
+      <w:tr>
+        <w:tc>
+          <w:tcPr/>
+          <w:p>
+            <w:pPr>
+              <w:pStyle w:val="Compact"/>
+            </w:pPr>
+            <w:r>
+              <w:t xml:space="preserve">Super Admin as a single point of failure</w:t>
+            </w:r>
+          </w:p>
+        </w:tc>
+        <w:tc>
+          <w:tcPr/>
+          <w:p>
+            <w:pPr>
+              <w:pStyle w:val="Compact"/>
+            </w:pPr>
+            <w:r>
+              <w:rPr>
+                <w:b/>
+                <w:bCs/>
+              </w:rPr>
+              <w:t xml:space="preserve">New concern</w:t>
+            </w:r>
+          </w:p>
+        </w:tc>
+        <w:tc>
+          <w:tcPr/>
+          <w:p>
+            <w:pPr>
+              <w:pStyle w:val="Compact"/>
+            </w:pPr>
+            <w:r>
+              <w:t xml:space="preserve">The design centralizes employee onboarding and role assignment in one Super Admin role with access to every other role's capabilities (see</w:t>
+            </w:r>
+            <w:r>
+              <w:t xml:space="preserve"> </w:t>
+            </w:r>
+            <w:hyperlink r:id="rId18">
+              <w:r>
+                <w:rPr>
+                  <w:rStyle w:val="Hyperlink"/>
+                </w:rPr>
+                <w:t xml:space="preserve">Domain Model</w:t>
+              </w:r>
+            </w:hyperlink>
+            <w:r>
+              <w:t xml:space="preserve">). A compromised or unavailable Super Admin account is a bigger single risk than under a distributed-permissions model. Mitigation planned for Elaboration Iteration 2: strong password policy, login audit trail (extending the</w:t>
+            </w:r>
+            <w:r>
+              <w:t xml:space="preserve"> </w:t>
+            </w:r>
+            <w:hyperlink r:id="rId19">
+              <w:r>
+                <w:rPr>
+                  <w:rStyle w:val="Hyperlink"/>
+                </w:rPr>
+                <w:t xml:space="preserve">Login use case</w:t>
+              </w:r>
+            </w:hyperlink>
+            <w:r>
+              <w:t xml:space="preserve">'s account-lockout behavior), and a documented account-recovery procedure.</w:t>
+            </w:r>
+          </w:p>
+        </w:tc>
+      </w:tr>
     </w:tbl>
-    <w:bookmarkEnd w:id="19"/>
     <w:bookmarkEnd w:id="20"/>
+    <w:bookmarkEnd w:id="21"/>
     <w:sectPr>
       <w:footnotePr>
         <w:numRestart w:val="eachSect"/>
